--- a/zht/docx/44.content.docx
+++ b/zht/docx/44.content.docx
@@ -163,13 +163,6 @@
         <w:rPr>
           <w:lang w:val="zh_TW" w:bidi="zh_TW"/>
         </w:rPr>
-      </w:r>
-      <w:r>
-        <w:rPr>
-          <w:i/>
-          <w:lang w:val="zh_TW" w:bidi="zh_TW"/>
-        </w:rPr>
-        <w:t>使徒行傳 1:1–3, 使徒行傳 1:3, 使徒行傳 1:4, 使徒行傳 1:5, 使徒行傳 1:6–11, 使徒行傳 1:8, 使徒行傳 1:10, 使徒行傳 1:11, 使徒行傳 1:12, 使徒行傳 1:13, 使徒行傳 1:13–26, 使徒行傳 1:14, 使徒行傳 1:16–17, 使徒行傳 1:18–19, 使徒行傳 1:20–21, 使徒行傳 1:21–22, 使徒行傳 1:23–26, 使徒行傳 2:1–4, 使徒行傳 2:4, 使徒行傳 2:5–11, 使徒行傳 2:9–11, 使徒行傳 2:10–11, 使徒行傳 2:14–36, 使徒行傳 2:17–21, 使徒行傳 2:23–28, 使徒行傳 2:27, 使徒行傳 2:32–36, 使徒行傳 2:34–35, 使徒行傳 2:37–38, 使徒行傳 2:42, 使徒行傳 2:42–47, 使徒行傳 3:1–11, 使徒行傳 3:6, 使徒行傳 3:10–11, 使徒行傳 3:12–26, 使徒行傳 3:15, 使徒行傳 3:17, 使徒行傳 3:19, 使徒行傳 3:19–21, 使徒行傳 3:22, 使徒行傳 3:23, 使徒行傳 3:25, 使徒行傳 4:1, 使徒行傳 4:1–22, 使徒行傳 4:4, 使徒行傳 4:13, 使徒行傳 4:16–18, 使徒行傳 4:19–20, 使徒行傳 4:23–31, 使徒行傳 4:25–26, 使徒行傳 4:26, 使徒行傳 4:28, 使徒行傳 4:32–35, 使徒行傳 4:36–37, 使徒行傳 5:1–11, 使徒行傳 5:3–4, 使徒行傳 5:11, 使徒行傳 5:12–16, 使徒行傳 5:13, 使徒行傳 5:17–40, 使徒行傳 5:19–20, 使徒行傳 5:29, 使徒行傳 5:30–32, 使徒行傳 5:33–40, 使徒行傳 5:34, 使徒行傳 5:36–37, 使徒行傳 6:1, 使徒行傳 6:2–6, 使徒行傳 6:7, 使徒行傳 6:8–15, 使徒行傳 6:15, 使徒行傳 7:1–53, 使徒行傳 7:8, 使徒行傳 7:14, 使徒行傳 7:16, 使徒行傳 7:37, 使徒行傳 7:39–40, 使徒行傳 7:42–43, 使徒行傳 7:48–50, 使徒行傳 7:51, 使徒行傳 7:55–56, 使徒行傳 7:57, 使徒行傳 7:58, 使徒行傳 7:59–60, 使徒行傳 8:1–4, 使徒行傳 8:7, 使徒行傳 8:9–24, 使徒行傳 8:14–17, 使徒行傳 8:24, 使徒行傳 8:26–40, 使徒行傳 8:27, 使徒行傳 8:29, 使徒行傳 8:32–33, 使徒行傳 8:39–40, 使徒行傳 9:1–19, 使徒行傳 9:2, 使徒行傳 9:10, 使徒行傳 9:15, 使徒行傳 9:16, 使徒行傳 9:17, 使徒行傳 9:20–21, 使徒行傳 9:22–25, 使徒行傳 9:26–28, 使徒行傳 9:29, 使徒行傳 9:30, 使徒行傳 9:31, 使徒行傳 9:32–43, 使徒行傳 9:43, 使徒行傳 10:1–8, 使徒行傳 10:2, 使徒行傳 10:3, 使徒行傳 10:9–16, 使徒行傳 10:14, 使徒行傳 10:17, 使徒行傳 10:25–26, 使徒行傳 10:34–35, 使徒行傳 10:36–43, 使徒行傳 10:43, 使徒行傳 10:44–48, 使徒行傳 10:48, 使徒行傳 11:1–18, 使徒行傳 11:4–17, 使徒行傳 11:18, 使徒行傳 11:19–26, 使徒行傳 11:20, 使徒行傳 11:21–24, 使徒行傳 11:25–26, 使徒行傳 11:26, 使徒行傳 11:27–28, 使徒行傳 11:28, 使徒行傳 11:29–30, 使徒行傳 11:30, 使徒行傳 12:1–5, 使徒行傳 12:4, 使徒行傳 12:5, 使徒行傳 12:6–19, 使徒行傳 12:7–11, 使徒行傳 12:12, 使徒行傳 12:13–17, 使徒行傳 12:18–23, 使徒行傳 12:24–25, 使徒行傳 13:1, 使徒行傳 13:1–3, 使徒行傳 13:3, 使徒行傳 13:4, 使徒行傳 13:5, 使徒行傳 13:6, 使徒行傳 13:6–12, 使徒行傳 13:7–8, 使徒行傳 13:9, 使徒行傳 13:10–11, 使徒行傳 13:12, 使徒行傳 13:13–14, 使徒行傳 13:14, 使徒行傳 13:15, 使徒行傳 13:16–41, 使徒行傳 13:17–22, 使徒行傳 13:22, 使徒行傳 13:23–25, 使徒行傳 13:26–37, 使徒行傳 13:31, 使徒行傳 13:38–41, 使徒行傳 13:39, 使徒行傳 13:40–41, 使徒行傳 13:42–43, 使徒行傳 13:43, 使徒行傳 13:44–49, 使徒行傳 13:50–51, 使徒行傳 13:52, 使徒行傳 14:1, 使徒行傳 14:2, 使徒行傳 14:3, 使徒行傳 14:4, 使徒行傳 14:6, 使徒行傳 14:8–20, 使徒行傳 14:9, 使徒行傳 14:11–13, 使徒行傳 14:13–18, 使徒行傳 14:19–20, 使徒行傳 14:20, 使徒行傳 14:22–23, 使徒行傳 14:26–28, 使徒行傳 15:1, 使徒行傳 15:2–3, 使徒行傳 15:4–21, 使徒行傳 15:5, 使徒行傳 15:7–11, 使徒行傳 15:13–19, 使徒行傳 15:14, 使徒行傳 15:15–19, 使徒行傳 15:20, 使徒行傳 15:22–29, 使徒行傳 15:29, 使徒行傳 15:30–31, 使徒行傳 15:36–41, 使徒行傳 15:40–41, 使徒行傳 16:1–3, 使徒行傳 16:3, 使徒行傳 16:4–5, 使徒行傳 16:6–10, 使徒行傳 16:8, 使徒行傳 16:9–10, 使徒行傳 16:10, 使徒行傳 16:11, 使徒行傳 16:12, 使徒行傳 16:13, 使徒行傳 16:13–36, 使徒行傳 16:14–15, 使徒行傳 16:16–18, 使徒行傳 16:19–21, 使徒行傳 16:22–24, 使徒行傳 16:25, 使徒行傳 16:26, 使徒行傳 16:27, 使徒行傳 16:27–36, 使徒行傳 16:29–30, 使徒行傳 16:31–34, 使徒行傳 16:37–39, 使徒行傳 16:40, 使徒行傳 17:1–3, 使徒行傳 17:1–9, 使徒行傳 17:4, 使徒行傳 17:5–7, 使徒行傳 17:8–9, 使徒行傳 17:10–12, 使徒行傳 17:13–15, 使徒行傳 17:16–17, 使徒行傳 17:16–34, 使徒行傳 17:18, 使徒行傳 17:22–31, 使徒行傳 17:30, 使徒行傳 17:32, 使徒行傳 17:34, 使徒行傳 18:1, 使徒行傳 18:1–17, 使徒行傳 18:2–3, 使徒行傳 18:4–6, 使徒行傳 18:7, 使徒行傳 18:9–10, 使徒行傳 18:12–13, 使徒行傳 18:14–17, 使徒行傳 18:17, 使徒行傳 18:18, 使徒行傳 18:19–23, 使徒行傳 18:21, 使徒行傳 18:23, 使徒行傳 18:23–19.41, 使徒行傳 18:24–26, 使徒行傳 19:1–7, 使徒行傳 19:6, 使徒行傳 19:10, 使徒行傳 19:11–12, 使徒行傳 19:13–16, 使徒行傳 19:17–19, 使徒行傳 19:20, 使徒行傳 19:21–22, 使徒行傳 19:23, 使徒行傳 19:23–41, 使徒行傳 19:24, 使徒行傳 19:24–34, 使徒行傳 19:27, 使徒行傳 19:29, 使徒行傳 19:31, 使徒行傳 19:35, 使徒行傳 19:35–41, 使徒行傳 20:1–2, 使徒行傳 20:2–3, 使徒行傳 20:4, 使徒行傳 20:5–15, 使徒行傳 20:7–12, 使徒行傳 20:13–15, 使徒行傳 20:16, 使徒行傳 20:17, 使徒行傳 20:18–38, 使徒行傳 20:23, 使徒行傳 20:26, 使徒行傳 20:28, 使徒行傳 20:29–30, 使徒行傳 20:35, 使徒行傳 20:38, 使徒行傳 21:1, 使徒行傳 21:1–18, 使徒行傳 21:2–3, 使徒行傳 21:4–6, 使徒行傳 21:7, 使徒行傳 21:8, 使徒行傳 21:9, 使徒行傳 21:10, 使徒行傳 21:11–14, 使徒行傳 21:18–19, 使徒行傳 21:20–25, 使徒行傳 21:26–36, 使徒行傳 21:28–29, 使徒行傳 21:30, 使徒行傳 21:31, 使徒行傳 21:34, 使徒行傳 21:37–40, 使徒行傳 22:1–21, 使徒行傳 22:3, 使徒行傳 22:12–16, 使徒行傳 22:14, 使徒行傳 22:16, 使徒行傳 22:17–22, 使徒行傳 22:23, 使徒行傳 22:25–29, 使徒行傳 22:28, 使徒行傳 23:1, 使徒行傳 23:2, 使徒行傳 23:3, 使徒行傳 23:5, 使徒行傳 23:6, 使徒行傳 23:7–10, 使徒行傳 23:11, 使徒行傳 23:12–15, 使徒行傳 23:16–22, 使徒行傳 23:23–35, 使徒行傳 23:24, 使徒行傳 23:26–30, 使徒行傳 23:31, 使徒行傳 23:35, 使徒行傳 24:1–4, 使徒行傳 24:1–27, 使徒行傳 24:5, 使徒行傳 24:6, 使徒行傳 24:10–21, 使徒行傳 24:14, 使徒行傳 24:15, 使徒行傳 24:16, 使徒行傳 24:17, 使徒行傳 24:22, 使徒行傳 24:23, 使徒行傳 24:24, 使徒行傳 24:25, 使徒行傳 24:26–27, 使徒行傳 24:27–25.5, 使徒行傳 25:7, 使徒行傳 25:9, 使徒行傳 25:10–11, 使徒行傳 25:12, 使徒行傳 25:13–22, 使徒行傳 25:16, 使徒行傳 25:17, 使徒行傳 25:18–20, 使徒行傳 25:23–27, 使徒行傳 26:1–23, 使徒行傳 26:12–18, 使徒行傳 26:17–18, 使徒行傳 26:22–23, 使徒行傳 26:24, 使徒行傳 26:26, 使徒行傳 26:27–28, 使徒行傳 26:28, 使徒行傳 26:29, 使徒行傳 26:31, 使徒行傳 26:32, 使徒行傳 27:1, 使徒行傳 27:1–28.16, 使徒行傳 27:2, 使徒行傳 27:3, 使徒行傳 27:4–6, 使徒行傳 27:7, 使徒行傳 27:8, 使徒行傳 27:9, 使徒行傳 27:10–11, 使徒行傳 27:12, 使徒行傳 27:14–16, 使徒行傳 27:17, 使徒行傳 27:18–20, 使徒行傳 27:21–26, 使徒行傳 27:27, 使徒行傳 27:30–32, 使徒行傳 27:33–35, 使徒行傳 27:36–37, 使徒行傳 27:39–41, 使徒行傳 27:42–44, 使徒行傳 28:1, 使徒行傳 28:3–6, 使徒行傳 28:8–9, 使徒行傳 28:10, 使徒行傳 28:11, 使徒行傳 28:11–16, 使徒行傳 28:12, 使徒行傳 28:13–14, 使徒行傳 28:15, 使徒行傳 28:16, 使徒行傳 28:17–20, 使徒行傳 28:21–22, 使徒行傳 28:23, 使徒行傳 28:24, 使徒行傳 28:25–28, 使徒行傳 28:28, 使徒行傳 28:31</w:t>
       </w:r>
       <w:r>
         <w:rPr>

--- a/zht/docx/44.content.docx
+++ b/zht/docx/44.content.docx
@@ -19,7 +19,7 @@
         <w:rPr>
           <w:lang w:val="zh_TW" w:bidi="zh_TW"/>
         </w:rPr>
-        <w:t>Resource: 研讀筆記 (Tyndale)</w:t>
+        <w:t>Resource: Tyndale Open Study Notes</w:t>
       </w:r>
       <w:r>
         <w:rPr>
@@ -112,7 +112,7 @@
         <w:rPr>
           <w:lang w:val="zh_TW" w:bidi="zh_TW"/>
         </w:rPr>
-        <w:t>研讀筆記 (Tyndale)</w:t>
+        <w:t>Tyndale Open Study Notes</w:t>
       </w:r>
     </w:p>
     <w:p>

--- a/zht/docx/44.content.docx
+++ b/zht/docx/44.content.docx
@@ -19,7 +19,7 @@
         <w:rPr>
           <w:lang w:val="zh_TW" w:bidi="zh_TW"/>
         </w:rPr>
-        <w:t>Resource: Tyndale Open Study Notes</w:t>
+        <w:t>Resource: Aquifer Open Study Notes</w:t>
       </w:r>
       <w:r>
         <w:rPr>
@@ -112,7 +112,7 @@
         <w:rPr>
           <w:lang w:val="zh_TW" w:bidi="zh_TW"/>
         </w:rPr>
-        <w:t>Tyndale Open Study Notes</w:t>
+        <w:t>Aquifer Open Study Notes</w:t>
       </w:r>
     </w:p>
     <w:p>

--- a/zht/docx/44.content.docx
+++ b/zht/docx/44.content.docx
@@ -24244,7 +24244,7 @@
         <w:rPr>
           <w:lang w:val="zh_TW" w:bidi="zh_TW"/>
         </w:rPr>
-        <w:t>吃祭偶像的食物是有罪的，特別是在明知是參與偶像的獻祭情況下（見</w:t>
+        <w:t>獻給偶像的食物，若是在敬拜偶像的儀式中食用，並實際參與了拜偶像的行為，就是犯罪（參見出</w:t>
       </w:r>
       <w:hyperlink r:id="rId646">
         <w:r>
@@ -24291,6 +24291,42 @@
             <w:color w:val="0000EE"/>
             <w:u w:val="single"/>
           </w:rPr>
+          <w:t>啟2:14</w:t>
+        </w:r>
+      </w:hyperlink>
+      <w:r>
+        <w:rPr>
+          <w:lang w:val="zh_TW" w:bidi="zh_TW"/>
+        </w:rPr>
+        <w:t>、</w:t>
+      </w:r>
+      <w:hyperlink r:id="rId649">
+        <w:r>
+          <w:rPr>
+            <w:lang w:val="zh_TW" w:bidi="zh_TW"/>
+          </w:rPr>
+          <w:rPr>
+            <w:color w:val="0000EE"/>
+            <w:u w:val="single"/>
+          </w:rPr>
+          <w:t>20</w:t>
+        </w:r>
+      </w:hyperlink>
+      <w:r>
+        <w:rPr>
+          <w:lang w:val="zh_TW" w:bidi="zh_TW"/>
+        </w:rPr>
+        <w:t>）。然而，保羅教導，吃這類食物本身並不一定有罪。真正需要考慮的是，這樣做是否會使良心軟弱的信徒跌倒犯罪（</w:t>
+      </w:r>
+      <w:hyperlink r:id="rId650">
+        <w:r>
+          <w:rPr>
+            <w:lang w:val="zh_TW" w:bidi="zh_TW"/>
+          </w:rPr>
+          <w:rPr>
+            <w:color w:val="0000EE"/>
+            <w:u w:val="single"/>
+          </w:rPr>
           <w:t>林前8:4–13</w:t>
         </w:r>
       </w:hyperlink>
@@ -24298,43 +24334,7 @@
         <w:rPr>
           <w:lang w:val="zh_TW" w:bidi="zh_TW"/>
         </w:rPr>
-        <w:t>，</w:t>
-      </w:r>
-      <w:hyperlink r:id="rId649">
-        <w:r>
-          <w:rPr>
-            <w:lang w:val="zh_TW" w:bidi="zh_TW"/>
-          </w:rPr>
-          <w:rPr>
-            <w:color w:val="0000EE"/>
-            <w:u w:val="single"/>
-          </w:rPr>
-          <w:t>10:14–30</w:t>
-        </w:r>
-      </w:hyperlink>
-      <w:r>
-        <w:rPr>
-          <w:lang w:val="zh_TW" w:bidi="zh_TW"/>
-        </w:rPr>
-        <w:t>；</w:t>
-      </w:r>
-      <w:hyperlink r:id="rId650">
-        <w:r>
-          <w:rPr>
-            <w:lang w:val="zh_TW" w:bidi="zh_TW"/>
-          </w:rPr>
-          <w:rPr>
-            <w:color w:val="0000EE"/>
-            <w:u w:val="single"/>
-          </w:rPr>
-          <w:t>啟2:14</w:t>
-        </w:r>
-      </w:hyperlink>
-      <w:r>
-        <w:rPr>
-          <w:lang w:val="zh_TW" w:bidi="zh_TW"/>
-        </w:rPr>
-        <w:t>、</w:t>
+        <w:t>）。保羅也警告，不可在異教廟宇裡吃祭偶像的食物，因為這等於參與拜偶像的事。但若是在市場買來的食物，或是在別人家中用餐時所擺上的食物，只要不刻意追問它的來源，就可以放心吃（</w:t>
       </w:r>
       <w:hyperlink r:id="rId651">
         <w:r>
@@ -24345,7 +24345,7 @@
             <w:color w:val="0000EE"/>
             <w:u w:val="single"/>
           </w:rPr>
-          <w:t>20</w:t>
+          <w:t>林前10:14–30</w:t>
         </w:r>
       </w:hyperlink>
       <w:r>
